--- a/tillsyn/A 28392-2026 tillsynsbegäran.docx
+++ b/tillsyn/A 28392-2026 tillsynsbegäran.docx
@@ -1403,7 +1403,7 @@
     <w:r>
       <w:tab/>
       <w:tab/>
-      <w:t>2026-09-14</w:t>
+      <w:t>2026-09-15</w:t>
       <w:br/>
       <w:br/>
     </w:r>

--- a/tillsyn/A 28392-2026 tillsynsbegäran.docx
+++ b/tillsyn/A 28392-2026 tillsynsbegäran.docx
@@ -1403,7 +1403,7 @@
     <w:r>
       <w:tab/>
       <w:tab/>
-      <w:t>2026-09-15</w:t>
+      <w:t>2026-09-16</w:t>
       <w:br/>
       <w:br/>
     </w:r>

--- a/tillsyn/A 28392-2026 tillsynsbegäran.docx
+++ b/tillsyn/A 28392-2026 tillsynsbegäran.docx
@@ -1403,7 +1403,7 @@
     <w:r>
       <w:tab/>
       <w:tab/>
-      <w:t>2026-09-16</w:t>
+      <w:t>2026-09-17</w:t>
       <w:br/>
       <w:br/>
     </w:r>

--- a/tillsyn/A 28392-2026 tillsynsbegäran.docx
+++ b/tillsyn/A 28392-2026 tillsynsbegäran.docx
@@ -1403,7 +1403,7 @@
     <w:r>
       <w:tab/>
       <w:tab/>
-      <w:t>2026-09-17</w:t>
+      <w:t>2026-09-18</w:t>
       <w:br/>
       <w:br/>
     </w:r>

--- a/tillsyn/A 28392-2026 tillsynsbegäran.docx
+++ b/tillsyn/A 28392-2026 tillsynsbegäran.docx
@@ -1403,7 +1403,7 @@
     <w:r>
       <w:tab/>
       <w:tab/>
-      <w:t>2026-09-18</w:t>
+      <w:t>2026-09-19</w:t>
       <w:br/>
       <w:br/>
     </w:r>

--- a/tillsyn/A 28392-2026 tillsynsbegäran.docx
+++ b/tillsyn/A 28392-2026 tillsynsbegäran.docx
@@ -1403,7 +1403,7 @@
     <w:r>
       <w:tab/>
       <w:tab/>
-      <w:t>2026-09-19</w:t>
+      <w:t>2026-09-21</w:t>
       <w:br/>
       <w:br/>
     </w:r>

--- a/tillsyn/A 28392-2026 tillsynsbegäran.docx
+++ b/tillsyn/A 28392-2026 tillsynsbegäran.docx
@@ -1403,7 +1403,7 @@
     <w:r>
       <w:tab/>
       <w:tab/>
-      <w:t>2026-09-21</w:t>
+      <w:t>2026-09-23</w:t>
       <w:br/>
       <w:br/>
     </w:r>

--- a/tillsyn/A 28392-2026 tillsynsbegäran.docx
+++ b/tillsyn/A 28392-2026 tillsynsbegäran.docx
@@ -1403,7 +1403,7 @@
     <w:r>
       <w:tab/>
       <w:tab/>
-      <w:t>2026-09-23</w:t>
+      <w:t>2026-09-24</w:t>
       <w:br/>
       <w:br/>
     </w:r>

--- a/tillsyn/A 28392-2026 tillsynsbegäran.docx
+++ b/tillsyn/A 28392-2026 tillsynsbegäran.docx
@@ -1403,7 +1403,7 @@
     <w:r>
       <w:tab/>
       <w:tab/>
-      <w:t>2026-09-24</w:t>
+      <w:t>2026-09-25</w:t>
       <w:br/>
       <w:br/>
     </w:r>

--- a/tillsyn/A 28392-2026 tillsynsbegäran.docx
+++ b/tillsyn/A 28392-2026 tillsynsbegäran.docx
@@ -1403,7 +1403,7 @@
     <w:r>
       <w:tab/>
       <w:tab/>
-      <w:t>2026-09-25</w:t>
+      <w:t>2026-09-26</w:t>
       <w:br/>
       <w:br/>
     </w:r>

--- a/tillsyn/A 28392-2026 tillsynsbegäran.docx
+++ b/tillsyn/A 28392-2026 tillsynsbegäran.docx
@@ -1403,7 +1403,7 @@
     <w:r>
       <w:tab/>
       <w:tab/>
-      <w:t>2026-09-26</w:t>
+      <w:t>2026-09-27</w:t>
       <w:br/>
       <w:br/>
     </w:r>

--- a/tillsyn/A 28392-2026 tillsynsbegäran.docx
+++ b/tillsyn/A 28392-2026 tillsynsbegäran.docx
@@ -1403,7 +1403,7 @@
     <w:r>
       <w:tab/>
       <w:tab/>
-      <w:t>2026-09-27</w:t>
+      <w:t>2026-09-28</w:t>
       <w:br/>
       <w:br/>
     </w:r>

--- a/tillsyn/A 28392-2026 tillsynsbegäran.docx
+++ b/tillsyn/A 28392-2026 tillsynsbegäran.docx
@@ -1403,7 +1403,7 @@
     <w:r>
       <w:tab/>
       <w:tab/>
-      <w:t>2026-09-28</w:t>
+      <w:t>2026-09-29</w:t>
       <w:br/>
       <w:br/>
     </w:r>

--- a/tillsyn/A 28392-2026 tillsynsbegäran.docx
+++ b/tillsyn/A 28392-2026 tillsynsbegäran.docx
@@ -1403,7 +1403,7 @@
     <w:r>
       <w:tab/>
       <w:tab/>
-      <w:t>2026-09-29</w:t>
+      <w:t>2026-09-30</w:t>
       <w:br/>
       <w:br/>
     </w:r>

--- a/tillsyn/A 28392-2026 tillsynsbegäran.docx
+++ b/tillsyn/A 28392-2026 tillsynsbegäran.docx
@@ -1403,7 +1403,7 @@
     <w:r>
       <w:tab/>
       <w:tab/>
-      <w:t>2026-09-30</w:t>
+      <w:t>2026-10-01</w:t>
       <w:br/>
       <w:br/>
     </w:r>

--- a/tillsyn/A 28392-2026 tillsynsbegäran.docx
+++ b/tillsyn/A 28392-2026 tillsynsbegäran.docx
@@ -1403,7 +1403,7 @@
     <w:r>
       <w:tab/>
       <w:tab/>
-      <w:t>2026-10-01</w:t>
+      <w:t>2026-10-02</w:t>
       <w:br/>
       <w:br/>
     </w:r>

--- a/tillsyn/A 28392-2026 tillsynsbegäran.docx
+++ b/tillsyn/A 28392-2026 tillsynsbegäran.docx
@@ -1403,7 +1403,7 @@
     <w:r>
       <w:tab/>
       <w:tab/>
-      <w:t>2026-10-02</w:t>
+      <w:t>2026-10-03</w:t>
       <w:br/>
       <w:br/>
     </w:r>

--- a/tillsyn/A 28392-2026 tillsynsbegäran.docx
+++ b/tillsyn/A 28392-2026 tillsynsbegäran.docx
@@ -1403,7 +1403,7 @@
     <w:r>
       <w:tab/>
       <w:tab/>
-      <w:t>2026-10-03</w:t>
+      <w:t>2026-10-04</w:t>
       <w:br/>
       <w:br/>
     </w:r>

--- a/tillsyn/A 28392-2026 tillsynsbegäran.docx
+++ b/tillsyn/A 28392-2026 tillsynsbegäran.docx
@@ -1403,7 +1403,7 @@
     <w:r>
       <w:tab/>
       <w:tab/>
-      <w:t>2026-10-04</w:t>
+      <w:t>2026-10-05</w:t>
       <w:br/>
       <w:br/>
     </w:r>

--- a/tillsyn/A 28392-2026 tillsynsbegäran.docx
+++ b/tillsyn/A 28392-2026 tillsynsbegäran.docx
@@ -1403,7 +1403,7 @@
     <w:r>
       <w:tab/>
       <w:tab/>
-      <w:t>2026-10-05</w:t>
+      <w:t>2026-10-06</w:t>
       <w:br/>
       <w:br/>
     </w:r>

--- a/tillsyn/A 28392-2026 tillsynsbegäran.docx
+++ b/tillsyn/A 28392-2026 tillsynsbegäran.docx
@@ -1403,7 +1403,7 @@
     <w:r>
       <w:tab/>
       <w:tab/>
-      <w:t>2026-10-06</w:t>
+      <w:t>2026-10-07</w:t>
       <w:br/>
       <w:br/>
     </w:r>

--- a/tillsyn/A 28392-2026 tillsynsbegäran.docx
+++ b/tillsyn/A 28392-2026 tillsynsbegäran.docx
@@ -22,7 +22,7 @@
       <w:r>
         <w:drawing>
           <wp:inline xmlns:a="http://schemas.openxmlformats.org/drawingml/2006/main" xmlns:pic="http://schemas.openxmlformats.org/drawingml/2006/picture">
-            <wp:extent cx="5486400" cy="5096130"/>
+            <wp:extent cx="5486400" cy="5348044"/>
             <wp:docPr id="1" name="Picture 1"/>
             <wp:cNvGraphicFramePr>
               <a:graphicFrameLocks noChangeAspect="1"/>
@@ -43,7 +43,7 @@
                   <pic:spPr>
                     <a:xfrm>
                       <a:off x="0" y="0"/>
-                      <a:ext cx="5486400" cy="5096130"/>
+                      <a:ext cx="5486400" cy="5348044"/>
                     </a:xfrm>
                     <a:prstGeom prst="rect"/>
                   </pic:spPr>
@@ -60,12 +60,12 @@
         <w:spacing w:after="240"/>
       </w:pPr>
       <w:r>
-        <w:t>Figur 1. Fyndplatser för naturvårdsarter i och inom 13 meter från avverkningsanmälan. Markörer utan svart kant är placerade på fyndplatsen. Markörer med svart kant är placerade vid sidan av fyndplatsen och har ett svart streck som visar fyndplatsens exakta position. Kartans mittpunktskoordinat är N 6687100, E 699890 i SWEREF 99 TM.</w:t>
-      </w:r>
-    </w:p>
-    <w:p>
-      <w:r>
-        <w:t>I och inom 13 meter från avverkningsanmälan finns fynd av 21 naturvårdsarter, varav 6 är rödlistade, 8 är fridlysta, 15 är typiska (T) och 10 är signalarter (S): knärot (VU, T, §8), kattfotslav (NT, T), rynkskinn (NT, T), sårläka (NT, T), ullticka (NT, T), vedtrappmossa (NT, T), björksplintborre (S), bronshjon (S, T), granbarkgnagare (S, T), grovticka (S, T), grönpyrola (S, T), nästrot (S, §8), plattlummer (S, T, §9), stubbspretmossa (S, T), tvåblad (S, §8), vågbandad barkbock (S), blåsippa (T, §9), kransmossa (T), spillkråka (T, §4), fläcknycklar (§8) och nattviol (§8). Se Figur 1.</w:t>
+        <w:t>Figur 1. Fyndplatser för naturvårdsarter i och inom 24 meter från avverkningsanmälan. Markörer utan svart kant är placerade på fyndplatsen. Markörer med svart kant är placerade vid sidan av fyndplatsen och har ett svart streck som visar fyndplatsens exakta position. Kartans mittpunktskoordinat är N 6687100, E 699890 i SWEREF 99 TM.</w:t>
+      </w:r>
+    </w:p>
+    <w:p>
+      <w:r>
+        <w:t>I och inom 24 meter från avverkningsanmälan finns fynd av 34 naturvårdsarter, varav 14 är rödlistade, 12 är fridlysta, 20 är typiska (T) och 14 är signalarter (S): duvspindling (VU), knärot (VU, T, §8), mörk kådsvartspik (VU), ringlav (VU), fjällig taggsvamp s.str. (NT), kattfotslav (NT, T), mindre hackspett (NT, T, §4), rynkskinn (NT, T), sårläka (NT, T), talltita (NT, §4), ullticka (NT, T), vedskivlav (NT, T), vedtrappmossa (NT, T), äggspindling (NT), anisspindling (S), björksplintborre (S), bronshjon (S, T), granbarkgnagare (S, T), grovticka (S, T), grön sköldmossa (S, T, §8), grönpyrola (S, T), jättesvampmal (S), korallrot (S, T, §8), nästrot (S, §8), plattlummer (S, T, §9), stubbspretmossa (S, T), tvåblad (S, §8), vågbandad barkbock (S), blåsippa (T, §9), kransmossa (T), kärrbräken (T), spillkråka (T, §4), fläcknycklar (§8) och nattviol (§8). Se Figur 1.</w:t>
       </w:r>
     </w:p>
     <w:p>
@@ -102,6 +102,17 @@
     <w:p>
       <w:r>
         <w:t>Nedan följer beskrivningar av de naturvårdsarter och fridlysta arter som har sina livsmiljöer och växtplatser i den avverkningsanmälda skogen. Se även ytterligare artfakta i BILAGA 1. De påträffade naturvårdsarterna är ett tydligt kvitto på att det rör sig om en skog med höga naturvärden.</w:t>
+      </w:r>
+    </w:p>
+    <w:p>
+      <w:r>
+        <w:rPr>
+          <w:b/>
+        </w:rPr>
+        <w:t>Duvspindling (VU)</w:t>
+      </w:r>
+      <w:r>
+        <w:t xml:space="preserve"> bildar mykorrhiza med tall och förmodligen även gran i torr, kalkrik barrskog. Arten är placerad högst upp i Skogsstyrelsens värdepyramid för bedömning av skog med höga naturvärden och utgör en mycket bra indikator på skyddsvärd kalktallskog av sydöstlig typ. Kalavverkning, markberedning och markavvattning utgör de främsta hoten (SLU Artdatabanken, 2024; Nitare &amp; Skogsstyrelsen, 2019).</w:t>
       </w:r>
     </w:p>
     <w:p>
@@ -153,7 +164,7 @@
     </w:p>
     <w:p>
       <w:r>
-        <w:t>I det avverkningsanmälda området finns 43 fyndplatser för knärot registrerade på Artportalen. Figur 2 visar gränserna för buffertzoner på 50 m, som behöver lämnas kring fyndplatserna för att knärotslokalerna inte ska försvinna vid en avverkning. Av det avverkningsanmälda området överlappar 13.82 ha med buffertzonerna och får av detta skäl inte avverkas.</w:t>
+        <w:t>I det avverkningsanmälda området finns 72 fyndplatser för knärot registrerade på Artportalen. Figur 2 visar gränserna för buffertzoner på 50 m, som behöver lämnas kring fyndplatserna för att knärotslokalerna inte ska försvinna vid en avverkning. Av det avverkningsanmälda området överlappar 17.63 ha med buffertzonerna och får av detta skäl inte avverkas.</w:t>
       </w:r>
     </w:p>
     <w:p>
@@ -209,6 +220,39 @@
         <w:rPr>
           <w:b/>
         </w:rPr>
+        <w:t xml:space="preserve">Mörk kådsvartspik (VU) </w:t>
+      </w:r>
+      <w:r>
+        <w:t>växer på gammal grankåda i halvöppna barrskogar av naturskogskaraktär med hög och jämn luftfuktighet. Skogsbruksåtgärder som kan påverka markvattennivån och luftfuktigheten negativt på växtplatserna utgör hot. Nybildning av för arten lämpliga substrat i produktionsskogar är sannolikt mycket begränsad och på lång sikt utgör avverkningar av variationsrika och olikåldriga naturskogar med hög och jämn luftfuktighet ett allvarligt hot. Då populationen på varje lokal är liten innebär det en risk för att arten ska försvinna från en enskild lokal p.g.a. slumpfaktorer. Lokaler med mörk kådsvartspik bör undantas från skogsbruksåtgärder (SLU Artdatabanken, 2026).</w:t>
+      </w:r>
+    </w:p>
+    <w:p>
+      <w:r>
+        <w:rPr>
+          <w:b/>
+        </w:rPr>
+        <w:t>Ringlav (VU)</w:t>
+      </w:r>
+      <w:r>
+        <w:t>, rödlistad som sårbar, växer oftast på gran och tall i brandrefugiala halvöppna skogar med hög och jämn luftfuktighet. Under de senaste 50 åren har minskningstakten uppgått till 30 (20–40) %. Hur mycket den kommer att minska i framtiden beror på vad som kommer att ske med de stora förekomster som hittats men som ännu saknar skydd. Arten, som är placerad i toppen på Skogsstyrelsen värdepyramid för bedömning av skog med höga naturvärden, är ytterst känslig för förändringar i mikroklimatet och den överlever inte i skogsbestånd som gränsar till kalhyggen. Lavens förekomster tillsammans med väl tilltagna skyddszoner måste skyddas och undantas från produktionsinriktat skogsbruk (SLU Artdatabanken, 2024; Nitare &amp; Skogsstyrelsen, 2019).</w:t>
+      </w:r>
+    </w:p>
+    <w:p>
+      <w:r>
+        <w:rPr>
+          <w:b/>
+        </w:rPr>
+        <w:t>Fjällig taggsvamp s.str. (NT)</w:t>
+      </w:r>
+      <w:r>
+        <w:t xml:space="preserve"> bildar mykorrhiza med gran i granskog och barrblandskog, främst på frisk näringsrik mark i äldre skog med lång trädkontinuitet. Den totala populationen i landet har minskat och bedöms fortsätta minska till följd av avverkning av äldre barrskogar. Minskningstakten för den svenska populationen bedöms vara nära gränsvärdet för sårbar (VU) (SLU Artdatabanken, 2026).</w:t>
+      </w:r>
+    </w:p>
+    <w:p>
+      <w:r>
+        <w:rPr>
+          <w:b/>
+        </w:rPr>
         <w:t xml:space="preserve">Kattfotslav (NT) </w:t>
       </w:r>
       <w:r>
@@ -238,6 +282,26 @@
         <w:rPr>
           <w:b/>
         </w:rPr>
+        <w:t>Mindre hackspett (NT, §4)</w:t>
+      </w:r>
+      <w:r>
+        <w:t xml:space="preserve"> är rödlistad som nära hotad, fridlyst och prioriterad art i Skogsvårdslagen. Minskningstakten har uppgått till 25 (10–40) % under de senaste 15 åren och bedöms vara nära gränsvärdet för Sårbar (VU). (A2bc). Arten har stora revir och höga krav när det gäller förekomst av lövskog på landskapsnivå. För att häcka framgångsrikt behöver ett par cirka 40 ha äldre lövdominerad skog inom ett område på upp till 200 ha. Under vintern kan födosök även ske i äldre grandominerad skog. Mindre hackspett är typisk art för </w:t>
+      </w:r>
+      <w:r>
+        <w:rPr>
+          <w:i/>
+        </w:rPr>
+        <w:t>9010 Taiga, 9750 Svämlövskog, 9080 Lövsumpskog, 9030 Landhöjningsskog och 9040 Fjällbjörkskog</w:t>
+      </w:r>
+      <w:r>
+        <w:t xml:space="preserve"> (SLU Artdatabanken, 2021; Skogsstyrelsen, 2016).</w:t>
+      </w:r>
+    </w:p>
+    <w:p>
+      <w:r>
+        <w:rPr>
+          <w:b/>
+        </w:rPr>
         <w:t>Rynkskinn (NT)</w:t>
       </w:r>
       <w:r>
@@ -296,6 +360,17 @@
         <w:rPr>
           <w:b/>
         </w:rPr>
+        <w:t>Talltita (NT, §4)</w:t>
+      </w:r>
+      <w:r>
+        <w:t>, rödlistad som nära hotad och prioriterad art i Skogsvårdslagen, har häckningsrevir i anmälan. Arten har minskat kraftigt de senaste 30 åren och minskningstakten innevarande 10-årsperiod beräknas till 20 (10–30) %. Talltitan är synnerligen trogen sitt cirka 15 hektar stora revir och är beroende av flerskiktade olikåldriga skogar för att kunna föda upp sina ungar. Talltitan försvinner om dess livsmiljö kalavverkas (Eggers &amp; Low, 2014; Ekman, 1979; Griesser et al, 2007; Klein, 2020; Siffczyk et al, 2003; SLU Artdatabanken, 2021).</w:t>
+      </w:r>
+    </w:p>
+    <w:p>
+      <w:r>
+        <w:rPr>
+          <w:b/>
+        </w:rPr>
         <w:t>Ullticka (NT)</w:t>
       </w:r>
       <w:r>
@@ -352,10 +427,10 @@
         <w:rPr>
           <w:b/>
         </w:rPr>
-        <w:t xml:space="preserve">Vedtrappmossa (NT) </w:t>
-      </w:r>
-      <w:r>
-        <w:t xml:space="preserve">växer på död ved, främst i gammal granskog. Den förekommer knappast alls i fjällnära barrskogar utan finns i skogslandskapet nedom fjällen och framför allt i landets södra delar är den en mycket bra signalart för barrnaturskog med höga naturvärden. Skogsavverkning och brist på grov död ved i skogen är de allvarligaste hoten och den överlever inte kalhyggesbruk. Lokaler med sluten granskog, tillräckligt stora för att säkerställa ett kontinuerligt tillskott på grova lågor, bör undantas från storskaligt skogsbruk. Vedtrappmossa är typisk art för </w:t>
+        <w:t>Vedskivlav (NT)</w:t>
+      </w:r>
+      <w:r>
+        <w:t xml:space="preserve"> växer på gammal, torr, exponerad, hård kärnved av framförallt tall i naturskogsartade bestånd. Avverkning av tallskog av naturskogskaraktär med spår av återkommande bränder är ett hot. Mängden lämplig ved att växa på för vedskivlav minskar, dels på grund av naturlig nedbrytning men framförallt på grund av att de förstörs i samband med slutavverkningar, gallringar och markberedning. Tall- och blandbarrskogar av naturskogskaraktär med spår av återkommande bränder bör skyddas. Vedskivlav är typisk art för </w:t>
       </w:r>
       <w:r>
         <w:rPr>
@@ -372,6 +447,37 @@
         <w:rPr>
           <w:b/>
         </w:rPr>
+        <w:t xml:space="preserve">Vedtrappmossa (NT) </w:t>
+      </w:r>
+      <w:r>
+        <w:t xml:space="preserve">växer på död ved, främst i gammal granskog. Den förekommer knappast alls i fjällnära barrskogar utan finns i skogslandskapet nedom fjällen och framför allt i landets södra delar är den en mycket bra signalart för barrnaturskog med höga naturvärden. Skogsavverkning och brist på grov död ved i skogen är de allvarligaste hoten och den överlever inte kalhyggesbruk. Lokaler med sluten granskog, tillräckligt stora för att säkerställa ett kontinuerligt tillskott på grova lågor, bör undantas från storskaligt skogsbruk. Vedtrappmossa är typisk art för </w:t>
+      </w:r>
+      <w:r>
+        <w:rPr>
+          <w:i/>
+        </w:rPr>
+        <w:t>9010 Taiga</w:t>
+      </w:r>
+      <w:r>
+        <w:t xml:space="preserve"> (SLU Artdatabanken, 2024).</w:t>
+      </w:r>
+    </w:p>
+    <w:p>
+      <w:r>
+        <w:rPr>
+          <w:b/>
+        </w:rPr>
+        <w:t xml:space="preserve">Äggspindling (NT) </w:t>
+      </w:r>
+      <w:r>
+        <w:t>bildar mykorrhiza med gran i äldre ängsgranskog på kalkrik mark och kräver sannolikt lång kontinuitet av äldre träd. Arten bedöms ha minskat med mer än 15 % över de senaste 50 åren, p.g.a. slutavverkning av äldre skog och minskningstakten för den svenska populationen bedöms vara nära gränsvärdet för Sårbar (VU). (A2c+3c+4c). På artens växtplatser måste skogsbruk ske med stor försiktighet eftersom de ofta innehåller ett stort antal sällsynta och hotade arter. Lokaler med rika förekomster bör betraktas som nyckelbiotoper och helt undantas från avverkning. Äggspindling är globalt rödlistad som nära hotad (NT) vilket innebär att Sverige har ett internationellt ansvar för arten (SLU Artdatabanken, 2024; Nitare &amp; Skogsstyrelsen, 2019; IUCN, 2019).</w:t>
+      </w:r>
+    </w:p>
+    <w:p>
+      <w:r>
+        <w:rPr>
+          <w:b/>
+        </w:rPr>
         <w:t xml:space="preserve">Björksplintborre </w:t>
       </w:r>
       <w:r>
@@ -443,6 +549,35 @@
         <w:rPr>
           <w:b/>
         </w:rPr>
+        <w:t>Grön sköldmossa (§8)</w:t>
+      </w:r>
+      <w:r>
+        <w:t xml:space="preserve"> är typisk art för </w:t>
+      </w:r>
+      <w:r>
+        <w:rPr>
+          <w:i/>
+        </w:rPr>
+        <w:t xml:space="preserve">9010 Taiga </w:t>
+      </w:r>
+      <w:r>
+        <w:t>och</w:t>
+      </w:r>
+      <w:r>
+        <w:rPr>
+          <w:i/>
+        </w:rPr>
+        <w:t xml:space="preserve"> 9750 Svämlövskog</w:t>
+      </w:r>
+      <w:r>
+        <w:t xml:space="preserve"> och omfattas av EU:s art- och habitatdirektiv bilaga 2 vilket innebär att det finns ett uttalat intresse inom Europeiska unionen att bevara arten. Grön sköldmossa kräver skog som har ett speciellt mikroklimat med hög och jämn luftfuktighet i kombination med rik tillgång på död ved (Nitare &amp; Skogsstyrelsen, 2019; SLU Artdatabanken, 2025). I praktiken handlar det om åtminstone 50 meter med skyddande skog för att undvika uttorkning av marken (Hallingbäck, personligt meddelande 2022-02-24). Grön sköldmossa är en ansvarsart för Sverige då en särskilt stor andel av Europas population finns i landet. Mark- och miljööverdomstolen (MÖD) har i mål nr M 2019-20 (18 februari 2019) slagit fast att grön sköldmossa (§8) är dispenspliktig och att exemplar av arten inte får skadas utan dispens (MÖD, mål nr M 2019-20).</w:t>
+      </w:r>
+    </w:p>
+    <w:p>
+      <w:r>
+        <w:rPr>
+          <w:b/>
+        </w:rPr>
         <w:t xml:space="preserve">Grönpyrola </w:t>
       </w:r>
       <w:r>
@@ -472,6 +607,37 @@
         <w:rPr>
           <w:b/>
         </w:rPr>
+        <w:t>Jättesvampmal</w:t>
+      </w:r>
+      <w:r>
+        <w:t xml:space="preserve"> är en fjäril som flyger i juli i mer eller mindre orörd gammal löv- eller blandskog, särskilt sådan med björk och bok. Larven lever i fnöskticka m.fl. tickor och kläckhålen och resterna av larvgångar i äldre fruktkroppar är lätta att känna igen och inventera. Arten hotas av avverkning av gamla, svampangripna lövträd samt bortforsling av döda lövträd, vindfällen och lågor. Gamla lövträd och naturbestånd med lövskog - särskilt björk och bok - bör sparas så långt möjligt och död ved lämnas kvar i skogen (SLU Artdatabanken, 2025).</w:t>
+      </w:r>
+    </w:p>
+    <w:p>
+      <w:r>
+        <w:rPr>
+          <w:b/>
+        </w:rPr>
+        <w:t>Korallrot (§8)</w:t>
+      </w:r>
+      <w:r>
+        <w:t xml:space="preserve"> växer i sumpskogar och annan fuktig eller växelfuktig skogsmark, exempelvis i alkärr och kärrkanter, fuktiga bäckdalar, raviner, myrlaggar, sumpiga strandskogar samt i fuktiga lundar. Den visar på mer eller mindre stabila förhållanden och intakt hydrologi och är känslig för avverkning, körskador, skogsgödsling och dikning. Korallrot är typisk art för </w:t>
+      </w:r>
+      <w:r>
+        <w:rPr>
+          <w:i/>
+        </w:rPr>
+        <w:t>9080 Lövsumpskog</w:t>
+      </w:r>
+      <w:r>
+        <w:t xml:space="preserve"> och fridlyst enligt 8 § artskyddsförordningen (SLU Artdatabanken, 2024; Nitare &amp; Skogsstyrelsen, 2019).</w:t>
+      </w:r>
+    </w:p>
+    <w:p>
+      <w:r>
+        <w:rPr>
+          <w:b/>
+        </w:rPr>
         <w:t>Plattlummer (§9)</w:t>
       </w:r>
       <w:r>
@@ -590,6 +756,26 @@
         <w:rPr>
           <w:b/>
         </w:rPr>
+        <w:t xml:space="preserve">Kärrbräken </w:t>
+      </w:r>
+      <w:r>
+        <w:t xml:space="preserve">är typisk art för </w:t>
+      </w:r>
+      <w:r>
+        <w:rPr>
+          <w:i/>
+        </w:rPr>
+        <w:t xml:space="preserve">9080 Lövsumpskog </w:t>
+      </w:r>
+      <w:r>
+        <w:t>(SLU Artdatabanken, 2025).</w:t>
+      </w:r>
+    </w:p>
+    <w:p>
+      <w:r>
+        <w:rPr>
+          <w:b/>
+        </w:rPr>
         <w:t>Spillkråka (§4)</w:t>
       </w:r>
       <w:r>
@@ -651,7 +837,7 @@
     </w:p>
     <w:p>
       <w:r>
-        <w:t>Följande typiska arter har sina livsmiljöer och växtplatser i den avverkningsanmälda skogen: knärot (VU, T, §8), kattfotslav (NT, T), rynkskinn (NT, T), sårläka (NT, T), ullticka (NT, T), vedtrappmossa (NT, T), bronshjon (S, T), granbarkgnagare (S, T), grovticka (S, T), grönpyrola (S, T), plattlummer (S, T, §9), stubbspretmossa (S, T), blåsippa (T, §9), kransmossa (T) och spillkråka (T, §4).</w:t>
+        <w:t>Följande typiska arter har sina livsmiljöer och växtplatser i den avverkningsanmälda skogen: knärot (VU, T, §8), kattfotslav (NT, T), mindre hackspett (NT, T, §4), rynkskinn (NT, T), sårläka (NT, T), ullticka (NT, T), vedskivlav (NT, T), vedtrappmossa (NT, T), bronshjon (S, T), granbarkgnagare (S, T), grovticka (S, T), grön sköldmossa (S, T, §8), grönpyrola (S, T), korallrot (S, T, §8), plattlummer (S, T, §9), stubbspretmossa (S, T), blåsippa (T, §9), kransmossa (T), kärrbräken (T) och spillkråka (T, §4).</w:t>
       </w:r>
     </w:p>
     <w:p>
@@ -953,6 +1139,388 @@
       </w:r>
       <w:r>
         <w:t>SLU Artdatabanken, Uppsala.</w:t>
+      </w:r>
+    </w:p>
+    <w:p>
+      <w:pPr>
+        <w:pStyle w:val="Heading1"/>
+      </w:pPr>
+      <w:r>
+        <w:t>Mindre hackspett – ekologi samt krav på livsmiljön</w:t>
+      </w:r>
+    </w:p>
+    <w:p>
+      <w:r>
+        <w:t xml:space="preserve">Mindre hackspett (NT) är rödlistad som nära hotad, fridlyst och prioriterad art i Skogsvårdslagen. Den är typisk art för </w:t>
+      </w:r>
+      <w:r>
+        <w:rPr>
+          <w:i/>
+        </w:rPr>
+        <w:t>9010 Taiga, 9750 Svämlövskog, 9080 Lövsumpskog, 9030 Landhöjningsskog och 9040 Fjällbjörkskog</w:t>
+      </w:r>
+      <w:r>
+        <w:t>. Minskningstakten har uppgått till 25 (10–40) % under de senaste 15 åren och bedöms vara nära gränsvärdet för Sårbar (VU). (A2bc). (SLU Artdatabanken 2021).</w:t>
+      </w:r>
+    </w:p>
+    <w:p>
+      <w:r>
+        <w:t>Den mindre hackspetten lever i löv- och blandskog med förekomst av äldre lövträd, gärna ädellövträd i södra Sverige. Norrut förekommer arten i gamla löv- och blandskogar med al, björk och asp. Ett mycket glest bestånd förekommer i fjällbjörkskogen. Under vintern kan födosök ske även i äldre grandominerad skog, troligen för att den ger bättre skydd mot rovdjur och rovfåglar än ren lövskog. (SLU Artdatabanken, 2021).</w:t>
+      </w:r>
+    </w:p>
+    <w:p>
+      <w:r>
+        <w:t>Arten har stora revir och höga krav när det gäller förekomst av lövskog på landskapsnivå. För att häcka framgångsrikt behöver ett par cirka 40 ha äldre lövdominerad skog inom ett område på upp till 200 ha. Under vintern utsträcks födosöket till ett större område på flera hundra hektar, men varje individ återvänder till samma natthål kväll efter kväll. Arten häckar i murkna lövträdsstammar eller stubbar (oftast klibbal eller björk), vanligen 3–7 meter över marken. Ett nytt bohål hackas ut varje vår (Skogsstyrelsen, 2016 &amp; SLU Artdatabanken, 2021).</w:t>
+      </w:r>
+    </w:p>
+    <w:p>
+      <w:r>
+        <w:t>Den mindre hackspetten missgynnas av gallring i löv- och blandskogar, om lövträd tas bort. Vidare så missgynnas arten starkt genom avverkning av äldre lövträd, dränering och avverkning av al- och björkkärr, röjning eller gallring av täta strandskogar, alkärr samt borttagande av murkna träd och grenar. Nedhuggning av äldre hagmarksbjörkar och alar är också negativt. Arten hotas dessutom av biobränsleuttag i gamla inägomarker och andra lövskogar (Skogsstyrelsen, 2016 &amp; SLU Artdatabanken, 2021).</w:t>
+      </w:r>
+    </w:p>
+    <w:p>
+      <w:pPr>
+        <w:pStyle w:val="Heading2"/>
+      </w:pPr>
+      <w:r>
+        <w:t>Referenser – mindre hackspett</w:t>
+      </w:r>
+    </w:p>
+    <w:p>
+      <w:r>
+        <w:t xml:space="preserve">Skogsstyrelsen, 2016. </w:t>
+      </w:r>
+      <w:r>
+        <w:rPr>
+          <w:i/>
+        </w:rPr>
+        <w:t xml:space="preserve">Vägledning för hänsyn till mindre hackspett. </w:t>
+      </w:r>
+      <w:r>
+        <w:t>https://www.skogsstyrelsen.se/globalassets/lag-och-tillsyn/artskydd/vagledningar-for-hansyn-till-faglar/mindre-hackspett-vagledning-hansyn2.pdf</w:t>
+      </w:r>
+    </w:p>
+    <w:p>
+      <w:r>
+        <w:t xml:space="preserve">SLU Artdatabanken, 2021. </w:t>
+      </w:r>
+      <w:r>
+        <w:rPr>
+          <w:i/>
+        </w:rPr>
+        <w:t xml:space="preserve">Artfaktablad. Naturvård – artfakta. </w:t>
+      </w:r>
+      <w:r>
+        <w:t>SLU Artdatabanken, Uppsala</w:t>
+      </w:r>
+    </w:p>
+    <w:p>
+      <w:pPr>
+        <w:pStyle w:val="Heading1"/>
+      </w:pPr>
+      <w:r>
+        <w:t>Talltita – ekologi samt krav på livsmiljön</w:t>
+      </w:r>
+    </w:p>
+    <w:p>
+      <w:r>
+        <w:t>Talltita är rödlistad som NT, fridlyst och prioriterad art i Skogsvårdslagen. Den omfattas av EU:s fågeldirektiv. Arten har minskat kraftigt de senaste 30 åren och minskningstakten innevarande 10-årsperiod beräknas till 20 (10–30) % (SLU Artdatabanken, 2022).</w:t>
+      </w:r>
+    </w:p>
+    <w:p>
+      <w:r>
+        <w:t>Talltita föredrar större sammanhängande barrskogar, och finns såväl i tallskog som granskog och i lövblandad barrskog. Skogens struktur är viktig och ska helst vara flerskiktad med riklig underväxt av mindre granar, björk och andra lövträd och buskar. Tillgång på murknande högstubbar är särskilt viktig, eftersom talltitan helst själv hackar ut sitt bohål (SLU Artdatabanken, 2022).</w:t>
+      </w:r>
+    </w:p>
+    <w:p>
+      <w:r>
+        <w:t>Det finns flera studier som visar att talltita är känslig för gallring och inte överlever när dess livsmiljö kalavverkas (Eggers and Low, 2014; Griesser et al., 2007; Klein, 2020). Talltitans revir är förhållandevis stora, 10–20 hektar och arten missgynnas när skogen fragmenteras. Kalavverkning av större delar av reviret innebär att det överges (Artdatabanken, 2021).</w:t>
+      </w:r>
+    </w:p>
+    <w:p>
+      <w:r>
+        <w:t>Talltitan är synnerligen trogen sitt revir så länge paret lever och biotopen förblir intakt. Paret stannar i sitt revir året om. En förlust av ett revir har därför en stor inverkan på den lokala populationen och trakthyggesbruket anses vara orsak till den svenska populationens kraftiga minskning. Talltiteparets revirtrohet innebär att närhelst under året man observerar en adult talltita så ingår denna plats i reviret (Siffczyk et al., 2003; Ekman, 1979).</w:t>
+      </w:r>
+    </w:p>
+    <w:p>
+      <w:pPr>
+        <w:pStyle w:val="Heading2"/>
+      </w:pPr>
+      <w:r>
+        <w:t>Referenser – talltita</w:t>
+      </w:r>
+    </w:p>
+    <w:p>
+      <w:r>
+        <w:t xml:space="preserve">Eggers, S., Low, M., 2014. </w:t>
+      </w:r>
+      <w:r>
+        <w:rPr>
+          <w:i/>
+        </w:rPr>
+        <w:t xml:space="preserve">Differential demographic responses of sympatric Parids to vegetation management in boreal forest. </w:t>
+      </w:r>
+      <w:r>
+        <w:t>For. Ecol. Manage. 319, 169–175.</w:t>
+      </w:r>
+    </w:p>
+    <w:p>
+      <w:r>
+        <w:t xml:space="preserve">Ekman, J., 1979. </w:t>
+      </w:r>
+      <w:r>
+        <w:rPr>
+          <w:i/>
+        </w:rPr>
+        <w:t xml:space="preserve">Coherence, composition and territories of winter social groups of the Willow Tit Parus montanus and the Crested Tit P. cristatus. </w:t>
+      </w:r>
+      <w:r>
+        <w:t>Ornis Scandinavica, 10, pp 56–68</w:t>
+      </w:r>
+    </w:p>
+    <w:p>
+      <w:r>
+        <w:t xml:space="preserve">Griesser, M., Nystrand, M., Eggers, S., Ekman, J., 2007. </w:t>
+      </w:r>
+      <w:r>
+        <w:rPr>
+          <w:i/>
+        </w:rPr>
+        <w:t xml:space="preserve">Impact of forestry practices on fitness correlates and population productivity in an open-nesting bird species. </w:t>
+      </w:r>
+      <w:r>
+        <w:t>Conserv. Biol. 21, 767–774. https://doi.org/10.1111/j.1523- 1739.2007.00675.x</w:t>
+      </w:r>
+    </w:p>
+    <w:p>
+      <w:r>
+        <w:t xml:space="preserve">Klein, J., 2020. </w:t>
+      </w:r>
+      <w:r>
+        <w:rPr>
+          <w:i/>
+        </w:rPr>
+        <w:t xml:space="preserve">The forgotten forest – On thinning, retention, and biodiversity in the boreal forest. </w:t>
+      </w:r>
+      <w:r>
+        <w:t>Doctoral Thesis No. 2020:50</w:t>
+      </w:r>
+    </w:p>
+    <w:p>
+      <w:r>
+        <w:t xml:space="preserve">Siffczyk, C., Brotons, L., Kangas, K., Orell, M., 2003. </w:t>
+      </w:r>
+      <w:r>
+        <w:rPr>
+          <w:i/>
+        </w:rPr>
+        <w:t xml:space="preserve">Home range size of willow tits. </w:t>
+      </w:r>
+      <w:r>
+        <w:t>Oecologica, 136, 635–642 (2003)</w:t>
+      </w:r>
+    </w:p>
+    <w:p>
+      <w:r>
+        <w:t xml:space="preserve">SLU Artdatabanken, 2021. </w:t>
+      </w:r>
+      <w:r>
+        <w:rPr>
+          <w:i/>
+        </w:rPr>
+        <w:t xml:space="preserve">Artfaktablad. Naturvård – artfakta. </w:t>
+      </w:r>
+      <w:r>
+        <w:t>SLU Artdatabanken, Uppsala</w:t>
+      </w:r>
+    </w:p>
+    <w:p>
+      <w:pPr>
+        <w:pStyle w:val="Heading1"/>
+      </w:pPr>
+      <w:r>
+        <w:t>Grön sköldmossa – ekologi samt krav på livsmiljön</w:t>
+      </w:r>
+    </w:p>
+    <w:p>
+      <w:r>
+        <w:t>Grön sköldmossa (§8) växer på stubbar och lågor av olika trädslag, huvudsakligen i sena nedbrytningsstadier. Den förekommer främst i näringsrika granskogar med stort inslag av löv, arten är kortlivad och antalet kapslar varierar kraftigt mellan olika år. Grön sköldmossa kräver skog som har ett speciellt mikroklimat med hög och jämn luftfuktighet i kombination med rik tillgång på död ved (SLU Artdatabanken, 2021; Nitare &amp; Skogsstyrelsen, 2019).</w:t>
+      </w:r>
+    </w:p>
+    <w:p>
+      <w:r>
+        <w:t>Arten har sin huvudutbredning i sydöstra Sverige. Allvarligaste hoten är skogsavverkning och brist på död ved. Brist på naturligt döda träd i dagens produktionsskogar gör att arten blir allt sällsyntare (Hallingbäck, 2016). Död ved i större mängd bör lämnas och träd tillåtas åldras och dö för att skapa kontinuerlig tillgång på livsmiljöer. Träd och livsmiljö bör skyddas genom att lämna trädgrupper, ytor eller zoner (SLU Artdatabanken, 2021). I praktiken handlar det om åtminstone 50 meter med skyddande skog för att undvika uttorkning av marken (Hallingbäck, personligt meddelande 2022-02-24).</w:t>
+      </w:r>
+    </w:p>
+    <w:p>
+      <w:r>
+        <w:t xml:space="preserve">Grön sköldmossa är typisk art för </w:t>
+      </w:r>
+      <w:r>
+        <w:rPr>
+          <w:i/>
+        </w:rPr>
+        <w:t xml:space="preserve">9010 Taiga </w:t>
+      </w:r>
+      <w:r>
+        <w:t>och</w:t>
+      </w:r>
+      <w:r>
+        <w:rPr>
+          <w:i/>
+        </w:rPr>
+        <w:t xml:space="preserve"> 9750 Svämlövskog</w:t>
+      </w:r>
+      <w:r>
+        <w:t>, fridlyst enligt 8§ artskyddsförordningen och upptagen i EU:s Habitatdirektiv bilaga 2 vilket innebär att det finns ett uttalat intresse inom Europeiska unionen att bevara arten. Grön sköldmossa är en ansvarsart för Sverige då en särskilt stor andel av Europas population finns i landet. Förutom i östra Sverige har arten inga större sammanhängande utbredningar med gynnsam bevarandestatus söderut i Europa förrän i Montenegro. Det finns enbart liten förekomst med gynnsam regional bevarandestatus i södra Frankrike och södra Polen. Fridlysningen enligt §§ 8 och 15 Artskyddsförordningen innebär att det är förbjudet att på något sätt skada exemplar av arten, se artskyddsförordningen (2007:845):</w:t>
+      </w:r>
+    </w:p>
+    <w:p>
+      <w:pPr>
+        <w:pStyle w:val="ListBullet"/>
+      </w:pPr>
+      <w:r>
+        <w:t>8 § I fråga om sådana vilt levande kärlväxter, mossor, lavar, svampar och alger som anges i bilaga 2 till denna förordning är det förbjudet att i den omfattning som framgår av bilagan 1. plocka, gräva upp eller på annat sätt ta bort eller skada exemplar av växterna, och 2. ta bort eller skada frön eller andra delar.</w:t>
+      </w:r>
+    </w:p>
+    <w:p>
+      <w:pPr>
+        <w:pStyle w:val="ListBullet"/>
+      </w:pPr>
+      <w:r>
+        <w:t>15 § Länsstyrelsen får i det enskilda fallet ge dispens från förbuden i 6, 8 och 9 §§ som avser länet eller del av länet, om det inte finns någon annan lämplig lösning och dispensen inte försvårar upprätthållandet av en gynnsam bevarandestatus hos artens bestånd i dess naturliga utbredningsområde.</w:t>
+      </w:r>
+    </w:p>
+    <w:p>
+      <w:r>
+        <w:t>Grön sköldmossa är även listad som B i Artskyddsförordningen vilket innebär att den är en art av unionsintresse:</w:t>
+      </w:r>
+    </w:p>
+    <w:p>
+      <w:pPr>
+        <w:pStyle w:val="ListBullet"/>
+      </w:pPr>
+      <w:r>
+        <w:t>B: Arten har enligt fågeldirektivet eller art- och habitatdirektivet ett sådant unionsintresse att särskilda skyddsområden (fågeldirektivet) eller bevarandeområden (art- och habitatdirektivet) behöver utses. Arten finns upptagen i bilaga 2 till art- och habitatdirektivet.</w:t>
+      </w:r>
+    </w:p>
+    <w:p>
+      <w:r>
+        <w:t>Mark- och miljööverdomstolen (MÖD) har i mål nr M 2019-20 (18 februari 2019) slagit fast att grön sköldmossa (§8) är dispenspliktig och att exemplar av arten inte får skadas utan dispens (MÖD, mål nr M 2019-20).</w:t>
+      </w:r>
+    </w:p>
+    <w:p>
+      <w:r>
+        <w:t>Hallingbäck, personligt meddelande 2022-02-24</w:t>
+      </w:r>
+    </w:p>
+    <w:p>
+      <w:pPr>
+        <w:jc w:val="left"/>
+      </w:pPr>
+      <w:r>
+        <w:t>Från: Tomas Hallingbäck &lt;Tomas.Hallingback@slu.se&gt;</w:t>
+        <w:br/>
+        <w:t>Date: tors 24 feb. 2022 kl 17:49</w:t>
+        <w:br/>
+        <w:t>Subject: Re: Grön sköldmossa</w:t>
+        <w:br/>
+        <w:t>To: Magnus Kasselstrand &lt;magnus.kasselstrand@gmail.com&gt;</w:t>
+      </w:r>
+    </w:p>
+    <w:p>
+      <w:r>
+        <w:t>Hej Magnus,</w:t>
+      </w:r>
+    </w:p>
+    <w:p>
+      <w:r>
+        <w:t>Tyvärr finns inga studier på just detta, men uttorkning av underlaget är en starkt negativ faktor för grön sköldmossa, och jag brukar hänvisa till lokalklimatiska studier som visar att skyddskappan för att förhindra uttorkning av marken ligger på minst tre trädlängder skog (för plan mark), kortare för kuperad terräng, och detta blir i praktiken åtminstone 50 meter.</w:t>
+      </w:r>
+    </w:p>
+    <w:p>
+      <w:r>
+        <w:t>MVH</w:t>
+        <w:br/>
+        <w:t>Tomas Hallingbäck</w:t>
+      </w:r>
+    </w:p>
+    <w:p>
+      <w:pPr>
+        <w:pStyle w:val="Heading2"/>
+      </w:pPr>
+      <w:r>
+        <w:t>Referenser – grön sköldmossa</w:t>
+      </w:r>
+    </w:p>
+    <w:p>
+      <w:r>
+        <w:t xml:space="preserve">Hallingbäck T., 2016. </w:t>
+      </w:r>
+      <w:r>
+        <w:rPr>
+          <w:i/>
+        </w:rPr>
+        <w:t xml:space="preserve">Mossor en fältguide. </w:t>
+      </w:r>
+      <w:r>
+        <w:t>Naturcentrum.</w:t>
+      </w:r>
+    </w:p>
+    <w:p>
+      <w:r>
+        <w:t xml:space="preserve">Hallingbäck T., 2022. </w:t>
+      </w:r>
+      <w:r>
+        <w:rPr>
+          <w:i/>
+        </w:rPr>
+        <w:t xml:space="preserve">Personligt meddelande 2022-02-24. </w:t>
+      </w:r>
+      <w:r>
+        <w:t>SLU Artdatabanken.</w:t>
+      </w:r>
+    </w:p>
+    <w:p>
+      <w:r>
+        <w:t xml:space="preserve">Mark- och miljööverdomstolen. </w:t>
+      </w:r>
+      <w:r>
+        <w:rPr>
+          <w:i/>
+        </w:rPr>
+        <w:t xml:space="preserve">Dom 18 februari 2019 i mål nr M 2019-20 </w:t>
+      </w:r>
+      <w:r>
+        <w:t>(MÖD, mål nr M 2019-20)</w:t>
+      </w:r>
+    </w:p>
+    <w:p>
+      <w:r>
+        <w:t xml:space="preserve">Nitare, J., 2019. </w:t>
+      </w:r>
+      <w:r>
+        <w:rPr>
+          <w:i/>
+        </w:rPr>
+        <w:t xml:space="preserve">Skyddsvärd skog – Naturvårdsarter och andra kriterier för naturvärdesbedömning. </w:t>
+      </w:r>
+      <w:r>
+        <w:t>Skogsstyrelsen.</w:t>
+      </w:r>
+    </w:p>
+    <w:p>
+      <w:r>
+        <w:t xml:space="preserve">SLU Artdatabanken, 2021. </w:t>
+      </w:r>
+      <w:r>
+        <w:rPr>
+          <w:i/>
+        </w:rPr>
+        <w:t xml:space="preserve">Artfaktablad. Naturvård – artfakta. </w:t>
+      </w:r>
+      <w:r>
+        <w:t>SLU Artdatabanken, Uppsala</w:t>
       </w:r>
     </w:p>
     <w:p>
@@ -1403,7 +1971,7 @@
     <w:r>
       <w:tab/>
       <w:tab/>
-      <w:t>2026-10-07</w:t>
+      <w:t>2026-10-08</w:t>
       <w:br/>
       <w:br/>
     </w:r>

--- a/tillsyn/A 28392-2026 tillsynsbegäran.docx
+++ b/tillsyn/A 28392-2026 tillsynsbegäran.docx
@@ -22,7 +22,7 @@
       <w:r>
         <w:drawing>
           <wp:inline xmlns:a="http://schemas.openxmlformats.org/drawingml/2006/main" xmlns:pic="http://schemas.openxmlformats.org/drawingml/2006/picture">
-            <wp:extent cx="5486400" cy="5348044"/>
+            <wp:extent cx="5486400" cy="5439820"/>
             <wp:docPr id="1" name="Picture 1"/>
             <wp:cNvGraphicFramePr>
               <a:graphicFrameLocks noChangeAspect="1"/>
@@ -43,7 +43,7 @@
                   <pic:spPr>
                     <a:xfrm>
                       <a:off x="0" y="0"/>
-                      <a:ext cx="5486400" cy="5348044"/>
+                      <a:ext cx="5486400" cy="5439820"/>
                     </a:xfrm>
                     <a:prstGeom prst="rect"/>
                   </pic:spPr>
@@ -65,7 +65,7 @@
     </w:p>
     <w:p>
       <w:r>
-        <w:t>I och inom 24 meter från avverkningsanmälan finns fynd av 34 naturvårdsarter, varav 14 är rödlistade, 12 är fridlysta, 20 är typiska (T) och 14 är signalarter (S): duvspindling (VU), knärot (VU, T, §8), mörk kådsvartspik (VU), ringlav (VU), fjällig taggsvamp s.str. (NT), kattfotslav (NT, T), mindre hackspett (NT, T, §4), rynkskinn (NT, T), sårläka (NT, T), talltita (NT, §4), ullticka (NT, T), vedskivlav (NT, T), vedtrappmossa (NT, T), äggspindling (NT), anisspindling (S), björksplintborre (S), bronshjon (S, T), granbarkgnagare (S, T), grovticka (S, T), grön sköldmossa (S, T, §8), grönpyrola (S, T), jättesvampmal (S), korallrot (S, T, §8), nästrot (S, §8), plattlummer (S, T, §9), stubbspretmossa (S, T), tvåblad (S, §8), vågbandad barkbock (S), blåsippa (T, §9), kransmossa (T), kärrbräken (T), spillkråka (T, §4), fläcknycklar (§8) och nattviol (§8). Se Figur 1.</w:t>
+        <w:t>I och inom 24 meter från avverkningsanmälan finns fynd av 39 naturvårdsarter, varav 16 är rödlistade, 12 är fridlysta, 22 är typiska (T) och 17 är signalarter (S): duvspindling (VU), gränsticka (VU, T), knärot (VU, T, §8), mörk kådsvartspik (VU), ringlav (VU), ulltickeporing (VU), fjällig taggsvamp s.str. (NT), kattfotslav (NT, T), mindre hackspett (NT, T, §4), rynkskinn (NT, T), sårläka (NT, T), talltita (NT, §4), ullticka (NT, T), vedskivlav (NT, T), vedtrappmossa (NT, T), äggspindling (NT), anisspindling (S), björksplintborre (S), bronshjon (S, T), granbarkgnagare (S, T), grovticka (S, T), grön sköldmossa (S, T, §8), grönpyrola (S, T), jättesvampmal (S), kalktallört (S), korallrot (S, T, §8), nästrot (S, §8), plattlummer (S, T, §9), stubbspretmossa (S, T), thomsons trägnagare (S), tvåblad (S, §8), vedticka (S, T), vågbandad barkbock (S), blåsippa (T, §9), kransmossa (T), kärrbräken (T), spillkråka (T, §4), fläcknycklar (§8) och nattviol (§8). Se Figur 1.</w:t>
       </w:r>
     </w:p>
     <w:p>
@@ -120,6 +120,26 @@
         <w:rPr>
           <w:b/>
         </w:rPr>
+        <w:t>Gränsticka (VU)</w:t>
+      </w:r>
+      <w:r>
+        <w:t xml:space="preserve"> är en mycket bra signalart inom hela sitt utbredningsområde. Den är huvudsakligen knuten till restbestånd av barrnaturskog och förekommer med ett tydligt optimum i orörda eller måttligt påverkade gamla granskogar där det föreligger långvarig kontinuitet av grov död ved. Den totala populationen bedöms ha minskat och fortsätter att minska i takt med att grankontinuitetsskogar (äldre tidigare icke kalavverkade skogar) minskar i areal. Minskningstakten överstiger gränsvärdet för sårbar (VU). Lokaler som hyser arten bör undantas från skogsbruk, speciellt i mellersta och södra Sverige. Gränsticka är typisk art för </w:t>
+      </w:r>
+      <w:r>
+        <w:rPr>
+          <w:i/>
+        </w:rPr>
+        <w:t>9010 Taiga</w:t>
+      </w:r>
+      <w:r>
+        <w:t xml:space="preserve"> (SLU Artdatabanken, 2026; Nitare &amp; Skogsstyrelsen, 2019).</w:t>
+      </w:r>
+    </w:p>
+    <w:p>
+      <w:r>
+        <w:rPr>
+          <w:b/>
+        </w:rPr>
         <w:t>Knärot (VU, §8)</w:t>
       </w:r>
       <w:r>
@@ -164,7 +184,7 @@
     </w:p>
     <w:p>
       <w:r>
-        <w:t>I det avverkningsanmälda området finns 72 fyndplatser för knärot registrerade på Artportalen. Figur 2 visar gränserna för buffertzoner på 50 m, som behöver lämnas kring fyndplatserna för att knärotslokalerna inte ska försvinna vid en avverkning. Av det avverkningsanmälda området överlappar 17.63 ha med buffertzonerna och får av detta skäl inte avverkas.</w:t>
+        <w:t>I det avverkningsanmälda området finns 73 fyndplatser för knärot registrerade på Artportalen. Figur 2 visar gränserna för buffertzoner på 50 m, som behöver lämnas kring fyndplatserna för att knärotslokalerna inte ska försvinna vid en avverkning. Av det avverkningsanmälda området överlappar 17.63 ha med buffertzonerna och får av detta skäl inte avverkas.</w:t>
       </w:r>
     </w:p>
     <w:p>
@@ -242,6 +262,30 @@
         <w:rPr>
           <w:b/>
         </w:rPr>
+        <w:t xml:space="preserve">Ulltickeporing </w:t>
+      </w:r>
+      <w:r>
+        <w:rPr>
+          <w:b/>
+          <w:i/>
+        </w:rPr>
+        <w:t>Skeletocutis brevispora</w:t>
+      </w:r>
+      <w:r>
+        <w:rPr>
+          <w:b/>
+        </w:rPr>
+        <w:t xml:space="preserve"> (VU)</w:t>
+      </w:r>
+      <w:r>
+        <w:t>, rödlistad som sårbar, växer på ullticka (NT) i naturskogsartade granskogar. Avverkning av naturskogslika miljöer och av grova granar där ulltickeporing förekommer är ett direkt hot mot artens fortlevnad. Alla skogliga åtgärder som innebär att lågor och döda eller skadade träd tas bort missgynnar arten. På sikt är minskad tillgång till lämpligt substrat och krympande areal av naturskog ett hot, framförallt råder brist på grov ved som lågor i sena nedbrytningsstadier. Ytterligare fragmentering av skogslandskapet minskar artens möjligheter till spridning. Gamla granskogar som hyser arten undantas helt från skogsbruk (SLU Artdatabanken, 2024).</w:t>
+      </w:r>
+    </w:p>
+    <w:p>
+      <w:r>
+        <w:rPr>
+          <w:b/>
+        </w:rPr>
         <w:t>Fjällig taggsvamp s.str. (NT)</w:t>
       </w:r>
       <w:r>
@@ -687,6 +731,26 @@
         <w:rPr>
           <w:b/>
         </w:rPr>
+        <w:t xml:space="preserve">Vedticka </w:t>
+      </w:r>
+      <w:r>
+        <w:t xml:space="preserve">är en bra signalart söder om den naturliga norrlandsgränsen. Den är huvudsakligen knuten till äldre barrskogar där det föreligger långvarig kontinuitet av död barrved. Vedticka är typisk art för </w:t>
+      </w:r>
+      <w:r>
+        <w:rPr>
+          <w:i/>
+        </w:rPr>
+        <w:t xml:space="preserve">9010 Taiga </w:t>
+      </w:r>
+      <w:r>
+        <w:t>(Nitare &amp; Skogsstyrelsen, 2019; SLU Artdatabanken, 2025).</w:t>
+      </w:r>
+    </w:p>
+    <w:p>
+      <w:r>
+        <w:rPr>
+          <w:b/>
+        </w:rPr>
         <w:t xml:space="preserve">Vågbandad barkbock </w:t>
       </w:r>
       <w:r>
@@ -837,7 +901,7 @@
     </w:p>
     <w:p>
       <w:r>
-        <w:t>Följande typiska arter har sina livsmiljöer och växtplatser i den avverkningsanmälda skogen: knärot (VU, T, §8), kattfotslav (NT, T), mindre hackspett (NT, T, §4), rynkskinn (NT, T), sårläka (NT, T), ullticka (NT, T), vedskivlav (NT, T), vedtrappmossa (NT, T), bronshjon (S, T), granbarkgnagare (S, T), grovticka (S, T), grön sköldmossa (S, T, §8), grönpyrola (S, T), korallrot (S, T, §8), plattlummer (S, T, §9), stubbspretmossa (S, T), blåsippa (T, §9), kransmossa (T), kärrbräken (T) och spillkråka (T, §4).</w:t>
+        <w:t>Följande typiska arter har sina livsmiljöer och växtplatser i den avverkningsanmälda skogen: gränsticka (VU, T), knärot (VU, T, §8), kattfotslav (NT, T), mindre hackspett (NT, T, §4), rynkskinn (NT, T), sårläka (NT, T), ullticka (NT, T), vedskivlav (NT, T), vedtrappmossa (NT, T), bronshjon (S, T), granbarkgnagare (S, T), grovticka (S, T), grön sköldmossa (S, T, §8), grönpyrola (S, T), korallrot (S, T, §8), plattlummer (S, T, §9), stubbspretmossa (S, T), vedticka (S, T), blåsippa (T, §9), kransmossa (T), kärrbräken (T) och spillkråka (T, §4).</w:t>
       </w:r>
     </w:p>
     <w:p>
@@ -904,7 +968,9 @@
         <w:pStyle w:val="Title"/>
       </w:pPr>
       <w:r>
-        <w:t>BILAGA 1 – Fridlysta arter</w:t>
+        <w:t>BILAGA 1 –</w:t>
+        <w:br/>
+        <w:t>Fridlysta och rödlistade arter</w:t>
       </w:r>
     </w:p>
     <w:p>
@@ -1130,6 +1196,96 @@
     <w:p>
       <w:r>
         <w:t xml:space="preserve">SLU Artdatabanken, 2024. </w:t>
+      </w:r>
+      <w:r>
+        <w:rPr>
+          <w:i/>
+        </w:rPr>
+        <w:t xml:space="preserve">Artfaktablad. Naturvård – artfakta. </w:t>
+      </w:r>
+      <w:r>
+        <w:t>SLU Artdatabanken, Uppsala.</w:t>
+      </w:r>
+    </w:p>
+    <w:p>
+      <w:pPr>
+        <w:pStyle w:val="Heading1"/>
+      </w:pPr>
+      <w:r>
+        <w:t>Ulltickeporing – ekologi samt krav på livsmiljön</w:t>
+      </w:r>
+    </w:p>
+    <w:p>
+      <w:r>
+        <w:t xml:space="preserve">Ulltickeporing </w:t>
+      </w:r>
+      <w:r>
+        <w:rPr>
+          <w:i/>
+        </w:rPr>
+        <w:t>Skeletocutis brevispora</w:t>
+      </w:r>
+      <w:r>
+        <w:t xml:space="preserve"> (VU), rödlistad som sårbar, växer på ullticka (NT) i naturskogsartade granskogar. Avverkning av naturskogslika miljöer och av grova granar där ulltickeporing förekommer är ett direkt hot mot artens fortlevnad Alla skogliga åtgärder som innebär att lågor och döda eller skadade träd tas bort missgynnar arten. På sikt är minskad tillgång till lämpligt substrat och krympande areal av naturskog ett hot, framförallt råder brist på grov ved som lågor i sena nedbrytningsstadier. Ytterligare fragmentering av skogslandskapet minskar artens möjligheter till spridning. Gamla granskogar som hyser arten undantas helt från skogsbruk (SLU Artdatabanken, 2026).</w:t>
+      </w:r>
+    </w:p>
+    <w:p>
+      <w:r>
+        <w:t xml:space="preserve">Ulltickeporingen har nyligen delats upp i de tre olika arterna ulltickeporing </w:t>
+      </w:r>
+      <w:r>
+        <w:rPr>
+          <w:i/>
+        </w:rPr>
+        <w:t xml:space="preserve">Skeletocutis brevispora </w:t>
+      </w:r>
+      <w:r>
+        <w:t>(VU)</w:t>
+      </w:r>
+      <w:r>
+        <w:rPr>
+          <w:i/>
+        </w:rPr>
+        <w:t>, Skeletocutis delicata</w:t>
+      </w:r>
+      <w:r>
+        <w:t xml:space="preserve"> (VU)</w:t>
+      </w:r>
+      <w:r>
+        <w:rPr>
+          <w:i/>
+        </w:rPr>
+        <w:t xml:space="preserve"> och Skeletocutis exilis</w:t>
+      </w:r>
+      <w:r>
+        <w:t xml:space="preserve"> (NT) (SLU Artdatabanken, 2026; Miettinen &amp; Niemelä, 2018).</w:t>
+      </w:r>
+    </w:p>
+    <w:p>
+      <w:pPr>
+        <w:pStyle w:val="Heading2"/>
+      </w:pPr>
+      <w:r>
+        <w:t>Referenser – ulltickeporing</w:t>
+      </w:r>
+    </w:p>
+    <w:p>
+      <w:r>
+        <w:t xml:space="preserve">Miettinen, O. &amp; Niemelä, T., 2018. </w:t>
+      </w:r>
+      <w:r>
+        <w:rPr>
+          <w:i/>
+        </w:rPr>
+        <w:t>Two new temperate polypore species of Skeletocutis (Polyporales, Basidiomycota)</w:t>
+      </w:r>
+      <w:r>
+        <w:t>. Ann. Bot. Fennici 55: 195–206.</w:t>
+      </w:r>
+    </w:p>
+    <w:p>
+      <w:r>
+        <w:t xml:space="preserve">SLU Artdatabanken, 2026. </w:t>
       </w:r>
       <w:r>
         <w:rPr>
@@ -1971,7 +2127,7 @@
     <w:r>
       <w:tab/>
       <w:tab/>
-      <w:t>2026-10-08</w:t>
+      <w:t>2026-10-09</w:t>
       <w:br/>
       <w:br/>
     </w:r>

--- a/tillsyn/A 28392-2026 tillsynsbegäran.docx
+++ b/tillsyn/A 28392-2026 tillsynsbegäran.docx
@@ -2127,7 +2127,7 @@
     <w:r>
       <w:tab/>
       <w:tab/>
-      <w:t>2026-10-09</w:t>
+      <w:t>2026-10-10</w:t>
       <w:br/>
       <w:br/>
     </w:r>

--- a/tillsyn/A 28392-2026 tillsynsbegäran.docx
+++ b/tillsyn/A 28392-2026 tillsynsbegäran.docx
@@ -2127,7 +2127,7 @@
     <w:r>
       <w:tab/>
       <w:tab/>
-      <w:t>2026-10-10</w:t>
+      <w:t>2026-10-11</w:t>
       <w:br/>
       <w:br/>
     </w:r>

--- a/tillsyn/A 28392-2026 tillsynsbegäran.docx
+++ b/tillsyn/A 28392-2026 tillsynsbegäran.docx
@@ -2127,7 +2127,7 @@
     <w:r>
       <w:tab/>
       <w:tab/>
-      <w:t>2026-10-11</w:t>
+      <w:t>2026-10-12</w:t>
       <w:br/>
       <w:br/>
     </w:r>

--- a/tillsyn/A 28392-2026 tillsynsbegäran.docx
+++ b/tillsyn/A 28392-2026 tillsynsbegäran.docx
@@ -2127,7 +2127,7 @@
     <w:r>
       <w:tab/>
       <w:tab/>
-      <w:t>2026-10-12</w:t>
+      <w:t>2026-10-13</w:t>
       <w:br/>
       <w:br/>
     </w:r>

--- a/tillsyn/A 28392-2026 tillsynsbegäran.docx
+++ b/tillsyn/A 28392-2026 tillsynsbegäran.docx
@@ -2127,7 +2127,7 @@
     <w:r>
       <w:tab/>
       <w:tab/>
-      <w:t>2026-10-13</w:t>
+      <w:t>2026-10-14</w:t>
       <w:br/>
       <w:br/>
     </w:r>

--- a/tillsyn/A 28392-2026 tillsynsbegäran.docx
+++ b/tillsyn/A 28392-2026 tillsynsbegäran.docx
@@ -2127,7 +2127,7 @@
     <w:r>
       <w:tab/>
       <w:tab/>
-      <w:t>2026-10-14</w:t>
+      <w:t>2026-10-16</w:t>
       <w:br/>
       <w:br/>
     </w:r>

--- a/tillsyn/A 28392-2026 tillsynsbegäran.docx
+++ b/tillsyn/A 28392-2026 tillsynsbegäran.docx
@@ -2127,7 +2127,7 @@
     <w:r>
       <w:tab/>
       <w:tab/>
-      <w:t>2026-10-16</w:t>
+      <w:t>2026-10-17</w:t>
       <w:br/>
       <w:br/>
     </w:r>

--- a/tillsyn/A 28392-2026 tillsynsbegäran.docx
+++ b/tillsyn/A 28392-2026 tillsynsbegäran.docx
@@ -2127,7 +2127,7 @@
     <w:r>
       <w:tab/>
       <w:tab/>
-      <w:t>2026-10-17</w:t>
+      <w:t>2026-10-18</w:t>
       <w:br/>
       <w:br/>
     </w:r>

--- a/tillsyn/A 28392-2026 tillsynsbegäran.docx
+++ b/tillsyn/A 28392-2026 tillsynsbegäran.docx
@@ -2127,7 +2127,7 @@
     <w:r>
       <w:tab/>
       <w:tab/>
-      <w:t>2026-10-18</w:t>
+      <w:t>2026-10-19</w:t>
       <w:br/>
       <w:br/>
     </w:r>

--- a/tillsyn/A 28392-2026 tillsynsbegäran.docx
+++ b/tillsyn/A 28392-2026 tillsynsbegäran.docx
@@ -2127,7 +2127,7 @@
     <w:r>
       <w:tab/>
       <w:tab/>
-      <w:t>2026-10-19</w:t>
+      <w:t>2026-10-20</w:t>
       <w:br/>
       <w:br/>
     </w:r>

--- a/tillsyn/A 28392-2026 tillsynsbegäran.docx
+++ b/tillsyn/A 28392-2026 tillsynsbegäran.docx
@@ -2127,7 +2127,7 @@
     <w:r>
       <w:tab/>
       <w:tab/>
-      <w:t>2026-10-20</w:t>
+      <w:t>2026-10-21</w:t>
       <w:br/>
       <w:br/>
     </w:r>

--- a/tillsyn/A 28392-2026 tillsynsbegäran.docx
+++ b/tillsyn/A 28392-2026 tillsynsbegäran.docx
@@ -2127,7 +2127,7 @@
     <w:r>
       <w:tab/>
       <w:tab/>
-      <w:t>2026-10-21</w:t>
+      <w:t>2026-10-22</w:t>
       <w:br/>
       <w:br/>
     </w:r>

--- a/tillsyn/A 28392-2026 tillsynsbegäran.docx
+++ b/tillsyn/A 28392-2026 tillsynsbegäran.docx
@@ -2127,7 +2127,7 @@
     <w:r>
       <w:tab/>
       <w:tab/>
-      <w:t>2026-10-22</w:t>
+      <w:t>2026-10-23</w:t>
       <w:br/>
       <w:br/>
     </w:r>

--- a/tillsyn/A 28392-2026 tillsynsbegäran.docx
+++ b/tillsyn/A 28392-2026 tillsynsbegäran.docx
@@ -2127,7 +2127,7 @@
     <w:r>
       <w:tab/>
       <w:tab/>
-      <w:t>2026-10-23</w:t>
+      <w:t>2026-10-24</w:t>
       <w:br/>
       <w:br/>
     </w:r>

--- a/tillsyn/A 28392-2026 tillsynsbegäran.docx
+++ b/tillsyn/A 28392-2026 tillsynsbegäran.docx
@@ -2127,7 +2127,7 @@
     <w:r>
       <w:tab/>
       <w:tab/>
-      <w:t>2026-10-24</w:t>
+      <w:t>2026-10-25</w:t>
       <w:br/>
       <w:br/>
     </w:r>

--- a/tillsyn/A 28392-2026 tillsynsbegäran.docx
+++ b/tillsyn/A 28392-2026 tillsynsbegäran.docx
@@ -2127,7 +2127,7 @@
     <w:r>
       <w:tab/>
       <w:tab/>
-      <w:t>2026-10-25</w:t>
+      <w:t>2026-10-26</w:t>
       <w:br/>
       <w:br/>
     </w:r>

--- a/tillsyn/A 28392-2026 tillsynsbegäran.docx
+++ b/tillsyn/A 28392-2026 tillsynsbegäran.docx
@@ -2127,7 +2127,7 @@
     <w:r>
       <w:tab/>
       <w:tab/>
-      <w:t>2026-10-26</w:t>
+      <w:t>2026-10-27</w:t>
       <w:br/>
       <w:br/>
     </w:r>

--- a/tillsyn/A 28392-2026 tillsynsbegäran.docx
+++ b/tillsyn/A 28392-2026 tillsynsbegäran.docx
@@ -2127,7 +2127,7 @@
     <w:r>
       <w:tab/>
       <w:tab/>
-      <w:t>2026-10-27</w:t>
+      <w:t>2026-10-28</w:t>
       <w:br/>
       <w:br/>
     </w:r>

--- a/tillsyn/A 28392-2026 tillsynsbegäran.docx
+++ b/tillsyn/A 28392-2026 tillsynsbegäran.docx
@@ -2127,7 +2127,7 @@
     <w:r>
       <w:tab/>
       <w:tab/>
-      <w:t>2026-10-28</w:t>
+      <w:t>2026-10-29</w:t>
       <w:br/>
       <w:br/>
     </w:r>

--- a/tillsyn/A 28392-2026 tillsynsbegäran.docx
+++ b/tillsyn/A 28392-2026 tillsynsbegäran.docx
@@ -2127,7 +2127,7 @@
     <w:r>
       <w:tab/>
       <w:tab/>
-      <w:t>2026-10-29</w:t>
+      <w:t>2026-10-31</w:t>
       <w:br/>
       <w:br/>
     </w:r>
